--- a/presentation_documents/YCompany-Solution-Approach.docx
+++ b/presentation_documents/YCompany-Solution-Approach.docx
@@ -1,6 +1,6 @@
 
 <file path=word/document.xml><?xml version="1.0" encoding="utf-8"?>
-<w:document xmlns:wpc="http://schemas.microsoft.com/office/word/2010/wordprocessingCanvas" xmlns:cx="http://schemas.microsoft.com/office/drawing/2014/chartex" xmlns:cx1="http://schemas.microsoft.com/office/drawing/2015/9/8/chartex" xmlns:cx2="http://schemas.microsoft.com/office/drawing/2015/10/21/chartex" xmlns:cx3="http://schemas.microsoft.com/office/drawing/2016/5/9/chartex" xmlns:cx4="http://schemas.microsoft.com/office/drawing/2016/5/10/chartex" xmlns:cx5="http://schemas.microsoft.com/office/drawing/2016/5/11/chartex" xmlns:cx6="http://schemas.microsoft.com/office/drawing/2016/5/12/chartex" xmlns:cx7="http://schemas.microsoft.com/office/drawing/2016/5/13/chartex" xmlns:cx8="http://schemas.microsoft.com/office/drawing/2016/5/14/chartex" xmlns:mc="http://schemas.openxmlformats.org/markup-compatibility/2006" xmlns:aink="http://schemas.microsoft.com/office/drawing/2016/ink" xmlns:am3d="http://schemas.microsoft.com/office/drawing/2017/model3d" xmlns:o="urn:schemas-microsoft-com:office:office" xmlns:oel="http://schemas.microsoft.com/office/2019/extlst" xmlns:r="http://schemas.openxmlformats.org/officeDocument/2006/relationships" xmlns:m="http://schemas.openxmlformats.org/officeDocument/2006/math" xmlns:v="urn:schemas-microsoft-com:vml" xmlns:wp14="http://schemas.microsoft.com/office/word/2010/wordprocessingDrawing" xmlns:wp="http://schemas.openxmlformats.org/drawingml/2006/wordprocessingDrawing" xmlns:w10="urn:schemas-microsoft-com:office:word" xmlns:w="http://schemas.openxmlformats.org/wordprocessingml/2006/main" xmlns:w14="http://schemas.microsoft.com/office/word/2010/wordml" xmlns:w15="http://schemas.microsoft.com/office/word/2012/wordml" xmlns:w16cex="http://schemas.microsoft.com/office/word/2018/wordml/cex" xmlns:w16cid="http://schemas.microsoft.com/office/word/2016/wordml/cid" xmlns:w16="http://schemas.microsoft.com/office/word/2018/wordml" xmlns:w16du="http://schemas.microsoft.com/office/word/2023/wordml/word16du" xmlns:w16sdtdh="http://schemas.microsoft.com/office/word/2020/wordml/sdtdatahash" xmlns:w16sdtfl="http://schemas.microsoft.com/office/word/2024/wordml/sdtformatlock" xmlns:w16se="http://schemas.microsoft.com/office/word/2015/wordml/symex" xmlns:wpg="http://schemas.microsoft.com/office/word/2010/wordprocessingGroup" xmlns:wpi="http://schemas.microsoft.com/office/word/2010/wordprocessingInk" xmlns:wne="http://schemas.microsoft.com/office/word/2006/wordml" xmlns:wps="http://schemas.microsoft.com/office/word/2010/wordprocessingShape" mc:Ignorable="w14 w15 w16se w16cid w16 w16cex w16sdtdh w16sdtfl w16du wp14">
+<w:document xmlns:wpc="http://schemas.microsoft.com/office/word/2010/wordprocessingCanvas" xmlns:cx="http://schemas.microsoft.com/office/drawing/2014/chartex" xmlns:cx1="http://schemas.microsoft.com/office/drawing/2015/9/8/chartex" xmlns:cx2="http://schemas.microsoft.com/office/drawing/2015/10/21/chartex" xmlns:cx3="http://schemas.microsoft.com/office/drawing/2016/5/9/chartex" xmlns:cx4="http://schemas.microsoft.com/office/drawing/2016/5/10/chartex" xmlns:cx5="http://schemas.microsoft.com/office/drawing/2016/5/11/chartex" xmlns:cx6="http://schemas.microsoft.com/office/drawing/2016/5/12/chartex" xmlns:cx7="http://schemas.microsoft.com/office/drawing/2016/5/13/chartex" xmlns:cx8="http://schemas.microsoft.com/office/drawing/2016/5/14/chartex" xmlns:mc="http://schemas.openxmlformats.org/markup-compatibility/2006" xmlns:m="http://schemas.openxmlformats.org/officeDocument/2006/math" xmlns:aink="http://schemas.microsoft.com/office/drawing/2016/ink" xmlns:am3d="http://schemas.microsoft.com/office/drawing/2017/model3d" xmlns:oel="http://schemas.microsoft.com/office/2019/extlst" xmlns:r="http://schemas.openxmlformats.org/officeDocument/2006/relationships" xmlns:wp14="http://schemas.microsoft.com/office/word/2010/wordprocessingDrawing" xmlns:wp="http://schemas.openxmlformats.org/drawingml/2006/wordprocessingDrawing" xmlns:wpg="http://schemas.microsoft.com/office/word/2010/wordprocessingGroup" xmlns:wpi="http://schemas.microsoft.com/office/word/2010/wordprocessingInk" xmlns:wps="http://schemas.microsoft.com/office/word/2010/wordprocessingShape" xmlns:o="urn:schemas-microsoft-com:office:office" xmlns:v="urn:schemas-microsoft-com:vml" xmlns:w10="urn:schemas-microsoft-com:office:word" xmlns:w="http://schemas.openxmlformats.org/wordprocessingml/2006/main" xmlns:w14="http://schemas.microsoft.com/office/word/2010/wordml" xmlns:w15="http://schemas.microsoft.com/office/word/2012/wordml" xmlns:w16cex="http://schemas.microsoft.com/office/word/2018/wordml/cex" xmlns:w16cid="http://schemas.microsoft.com/office/word/2016/wordml/cid" xmlns:w16="http://schemas.microsoft.com/office/word/2018/wordml" xmlns:w16sdtdh="http://schemas.microsoft.com/office/word/2020/wordml/sdtdatahash" xmlns:w16sdtfl="http://schemas.microsoft.com/office/word/2024/wordml/sdtformatlock" xmlns:w16se="http://schemas.microsoft.com/office/word/2015/wordml/symex" xmlns:w16du="http://schemas.microsoft.com/office/word/2023/wordml/word16du" xmlns:wne="http://schemas.microsoft.com/office/word/2006/wordml" mc:Ignorable="w14 w15 w16se w16cid w16 w16cex w16sdtdh w16sdtfl w16du wp14">
   <w:body>
     <w:p>
       <w:r>
@@ -664,7 +664,7 @@
                                         <w:spacing w:val="-20"/>
                                         <w:sz w:val="96"/>
                                       </w:rPr>
-                                      <w:t>RFP Response — Solution Approach</w:t>
+                                      <w:t>Solution Approach</w:t>
                                     </w:r>
                                   </w:p>
                                 </w:sdtContent>
@@ -733,7 +733,7 @@
                                   <w:spacing w:val="-20"/>
                                   <w:sz w:val="96"/>
                                 </w:rPr>
-                                <w:t>RFP Response — Solution Approach</w:t>
+                                <w:t>Solution Approach</w:t>
                               </w:r>
                             </w:p>
                           </w:sdtContent>
@@ -6097,21 +6097,7 @@
                 <w:rStyle w:val="Hyperlink"/>
                 <w:noProof/>
               </w:rPr>
-              <w:t>Continuous improveme</w:t>
-            </w:r>
-            <w:r>
-              <w:rPr>
-                <w:rStyle w:val="Hyperlink"/>
-                <w:noProof/>
-              </w:rPr>
-              <w:t>n</w:t>
-            </w:r>
-            <w:r>
-              <w:rPr>
-                <w:rStyle w:val="Hyperlink"/>
-                <w:noProof/>
-              </w:rPr>
-              <w:t>t</w:t>
+              <w:t>Continuous improvement</w:t>
             </w:r>
             <w:r>
               <w:rPr>
@@ -8338,7 +8324,7 @@
             </w:r>
             <w:proofErr w:type="spellEnd"/>
             <w:r>
-              <w:t xml:space="preserve"> RIMSS RFP response.</w:t>
+              <w:t xml:space="preserve"> RIMSS response.</w:t>
             </w:r>
           </w:p>
         </w:tc>
@@ -8436,7 +8422,7 @@
       <w:tr>
         <w:tc>
           <w:tcPr>
-            <w:tcW w:type="dxa" w:w="2436"/>
+            <w:tcW w:w="2436" w:type="dxa"/>
           </w:tcPr>
           <w:p>
             <w:r>
@@ -8446,7 +8432,7 @@
         </w:tc>
         <w:tc>
           <w:tcPr>
-            <w:tcW w:type="dxa" w:w="2436"/>
+            <w:tcW w:w="2436" w:type="dxa"/>
           </w:tcPr>
           <w:p>
             <w:r>
@@ -8456,7 +8442,7 @@
         </w:tc>
         <w:tc>
           <w:tcPr>
-            <w:tcW w:type="dxa" w:w="2436"/>
+            <w:tcW w:w="2436" w:type="dxa"/>
           </w:tcPr>
           <w:p>
             <w:r>
@@ -8466,7 +8452,7 @@
         </w:tc>
         <w:tc>
           <w:tcPr>
-            <w:tcW w:type="dxa" w:w="2436"/>
+            <w:tcW w:w="2436" w:type="dxa"/>
           </w:tcPr>
           <w:p>
             <w:r>
@@ -10388,7 +10374,7 @@
       <w:tr>
         <w:tc>
           <w:tcPr>
-            <w:tcW w:type="dxa" w:w="4873"/>
+            <w:tcW w:w="4873" w:type="dxa"/>
           </w:tcPr>
           <w:p>
             <w:r>
@@ -10398,7 +10384,7 @@
         </w:tc>
         <w:tc>
           <w:tcPr>
-            <w:tcW w:type="dxa" w:w="4873"/>
+            <w:tcW w:w="4873" w:type="dxa"/>
           </w:tcPr>
           <w:p>
             <w:r>
@@ -10437,8 +10423,12 @@
         <w:jc w:val="center"/>
       </w:pPr>
       <w:r>
+        <w:rPr>
+          <w:noProof/>
+        </w:rPr>
+        <w:lastRenderedPageBreak/>
         <w:drawing>
-          <wp:inline distT="0" distB="0" distL="0" distR="0">
+          <wp:inline distT="0" distB="0" distL="0" distR="0" wp14:anchorId="78ECB4C1" wp14:editId="2BDF47ED">
             <wp:extent cx="6126480" cy="4782442"/>
             <wp:effectExtent l="0" t="0" r="0" b="0"/>
             <wp:docPr id="9001" name="conceptual_architecture"/>
@@ -10453,7 +10443,7 @@
                     <pic:cNvPicPr/>
                   </pic:nvPicPr>
                   <pic:blipFill>
-                    <a:blip r:embed="rIdImg1"/>
+                    <a:blip r:embed="rId13"/>
                     <a:stretch>
                       <a:fillRect/>
                     </a:stretch>
@@ -11112,7 +11102,7 @@
       <w:tr>
         <w:tc>
           <w:tcPr>
-            <w:tcW w:type="dxa" w:w="4873"/>
+            <w:tcW w:w="4873" w:type="dxa"/>
           </w:tcPr>
           <w:p>
             <w:r>
@@ -11122,7 +11112,7 @@
         </w:tc>
         <w:tc>
           <w:tcPr>
-            <w:tcW w:type="dxa" w:w="4873"/>
+            <w:tcW w:w="4873" w:type="dxa"/>
           </w:tcPr>
           <w:p>
             <w:r>
@@ -11433,6 +11423,7 @@
               <w:rPr>
                 <w:rFonts w:ascii="Consolas" w:hAnsi="Consolas"/>
               </w:rPr>
+              <w:lastRenderedPageBreak/>
               <w:t>/</w:t>
             </w:r>
             <w:proofErr w:type="spellStart"/>
@@ -11670,11 +11661,7 @@
               <w:spacing w:before="0" w:after="0"/>
             </w:pPr>
             <w:r>
-              <w:t xml:space="preserve">List orders for the signed-in </w:t>
-            </w:r>
-            <w:r>
-              <w:lastRenderedPageBreak/>
-              <w:t>user.</w:t>
+              <w:t>List orders for the signed-in user.</w:t>
             </w:r>
           </w:p>
         </w:tc>
@@ -11699,7 +11686,6 @@
               <w:rPr>
                 <w:rFonts w:ascii="Consolas" w:hAnsi="Consolas"/>
               </w:rPr>
-              <w:lastRenderedPageBreak/>
               <w:t>/</w:t>
             </w:r>
             <w:proofErr w:type="spellStart"/>
@@ -12017,21 +12003,109 @@
     </w:p>
     <w:p>
       <w:pPr>
+        <w:pStyle w:val="BodyText"/>
+      </w:pPr>
+    </w:p>
+    <w:p>
+      <w:pPr>
+        <w:pStyle w:val="BodyText"/>
+      </w:pPr>
+    </w:p>
+    <w:p>
+      <w:pPr>
+        <w:pStyle w:val="BodyText"/>
+      </w:pPr>
+    </w:p>
+    <w:p>
+      <w:pPr>
+        <w:pStyle w:val="BodyText"/>
+      </w:pPr>
+    </w:p>
+    <w:p>
+      <w:pPr>
+        <w:pStyle w:val="BodyText"/>
+      </w:pPr>
+    </w:p>
+    <w:p>
+      <w:pPr>
+        <w:pStyle w:val="BodyText"/>
+      </w:pPr>
+    </w:p>
+    <w:p>
+      <w:pPr>
+        <w:pStyle w:val="BodyText"/>
+      </w:pPr>
+    </w:p>
+    <w:p>
+      <w:pPr>
+        <w:pStyle w:val="BodyText"/>
+      </w:pPr>
+    </w:p>
+    <w:p>
+      <w:pPr>
+        <w:pStyle w:val="BodyText"/>
+      </w:pPr>
+    </w:p>
+    <w:p>
+      <w:pPr>
+        <w:pStyle w:val="BodyText"/>
+      </w:pPr>
+    </w:p>
+    <w:p>
+      <w:pPr>
+        <w:pStyle w:val="BodyText"/>
+      </w:pPr>
+    </w:p>
+    <w:p>
+      <w:pPr>
+        <w:pStyle w:val="BodyText"/>
+      </w:pPr>
+    </w:p>
+    <w:p>
+      <w:pPr>
+        <w:pStyle w:val="BodyText"/>
+      </w:pPr>
+    </w:p>
+    <w:p>
+      <w:pPr>
+        <w:pStyle w:val="BodyText"/>
+      </w:pPr>
+    </w:p>
+    <w:p>
+      <w:pPr>
+        <w:pStyle w:val="BodyText"/>
+      </w:pPr>
+    </w:p>
+    <w:p>
+      <w:pPr>
+        <w:pStyle w:val="BodyText"/>
+      </w:pPr>
+    </w:p>
+    <w:p>
+      <w:pPr>
+        <w:pStyle w:val="BodyText"/>
+      </w:pPr>
+    </w:p>
+    <w:p>
+      <w:pPr>
+        <w:pStyle w:val="BodyText"/>
+      </w:pPr>
+    </w:p>
+    <w:p>
+      <w:pPr>
+        <w:pStyle w:val="BodyText"/>
+      </w:pPr>
+    </w:p>
+    <w:p>
+      <w:pPr>
         <w:pStyle w:val="Heading2"/>
       </w:pPr>
       <w:bookmarkStart w:id="17" w:name="_Toc230615798"/>
       <w:r>
+        <w:lastRenderedPageBreak/>
         <w:t>End-to-end checkout workflow</w:t>
       </w:r>
       <w:bookmarkEnd w:id="17"/>
-    </w:p>
-    <w:p>
-      <w:pPr>
-        <w:pStyle w:val="BodyText"/>
-      </w:pPr>
-      <w:r>
-        <w:br w:type="page"/>
-      </w:r>
     </w:p>
     <w:p>
       <w:pPr>
@@ -12039,8 +12113,11 @@
         <w:jc w:val="center"/>
       </w:pPr>
       <w:r>
+        <w:rPr>
+          <w:noProof/>
+        </w:rPr>
         <w:drawing>
-          <wp:inline distT="0" distB="0" distL="0" distR="0">
+          <wp:inline distT="0" distB="0" distL="0" distR="0" wp14:anchorId="2FD713A9" wp14:editId="6919F596">
             <wp:extent cx="3890084" cy="8412480"/>
             <wp:effectExtent l="0" t="0" r="0" b="0"/>
             <wp:docPr id="9002" name="checkout_workflow"/>
@@ -12055,7 +12132,7 @@
                     <pic:cNvPicPr/>
                   </pic:nvPicPr>
                   <pic:blipFill>
-                    <a:blip r:embed="rIdImg2"/>
+                    <a:blip r:embed="rId14"/>
                     <a:stretch>
                       <a:fillRect/>
                     </a:stretch>
@@ -12095,9 +12172,6 @@
       <w:pPr>
         <w:pStyle w:val="BodyText"/>
       </w:pPr>
-      <w:r>
-        <w:br w:type="page"/>
-      </w:r>
     </w:p>
     <w:p>
       <w:pPr>
@@ -12105,8 +12179,11 @@
         <w:jc w:val="center"/>
       </w:pPr>
       <w:r>
+        <w:rPr>
+          <w:noProof/>
+        </w:rPr>
         <w:drawing>
-          <wp:inline distT="0" distB="0" distL="0" distR="0">
+          <wp:inline distT="0" distB="0" distL="0" distR="0" wp14:anchorId="23EF685D" wp14:editId="32838EB4">
             <wp:extent cx="6126480" cy="7471007"/>
             <wp:effectExtent l="0" t="0" r="0" b="0"/>
             <wp:docPr id="9003" name="auth_workflow"/>
@@ -12121,7 +12198,7 @@
                     <pic:cNvPicPr/>
                   </pic:nvPicPr>
                   <pic:blipFill>
-                    <a:blip r:embed="rIdImg3"/>
+                    <a:blip r:embed="rId15"/>
                     <a:stretch>
                       <a:fillRect/>
                     </a:stretch>
@@ -12153,6 +12230,7 @@
       </w:pPr>
       <w:bookmarkStart w:id="19" w:name="_Toc230615800"/>
       <w:r>
+        <w:lastRenderedPageBreak/>
         <w:t>Search workflow</w:t>
       </w:r>
       <w:bookmarkEnd w:id="19"/>
@@ -12203,8 +12281,12 @@
         <w:jc w:val="center"/>
       </w:pPr>
       <w:r>
+        <w:rPr>
+          <w:noProof/>
+        </w:rPr>
+        <w:lastRenderedPageBreak/>
         <w:drawing>
-          <wp:inline distT="0" distB="0" distL="0" distR="0">
+          <wp:inline distT="0" distB="0" distL="0" distR="0" wp14:anchorId="7C065DD6" wp14:editId="1B4AE1C4">
             <wp:extent cx="4554238" cy="8412480"/>
             <wp:effectExtent l="0" t="0" r="0" b="0"/>
             <wp:docPr id="9004" name="search_workflow"/>
@@ -12219,7 +12301,7 @@
                     <pic:cNvPicPr/>
                   </pic:nvPicPr>
                   <pic:blipFill>
-                    <a:blip r:embed="rIdImg4"/>
+                    <a:blip r:embed="rId16"/>
                     <a:stretch>
                       <a:fillRect/>
                     </a:stretch>
@@ -12250,6 +12332,7 @@
         <w:pStyle w:val="Heading2"/>
       </w:pPr>
       <w:r>
+        <w:lastRenderedPageBreak/>
         <w:t>Transactional notifications (Resend)</w:t>
       </w:r>
     </w:p>
@@ -12325,10 +12408,13 @@
         <w:jc w:val="center"/>
       </w:pPr>
       <w:r>
+        <w:rPr>
+          <w:noProof/>
+        </w:rPr>
         <w:drawing>
-          <wp:inline distT="0" distB="0" distL="0" distR="0">
-            <wp:extent cx="6126480" cy="839688"/>
-            <wp:effectExtent l="0" t="0" r="0" b="0"/>
+          <wp:inline distT="0" distB="0" distL="0" distR="0" wp14:anchorId="22C3DBD2" wp14:editId="59B5AE51">
+            <wp:extent cx="6124889" cy="1545265"/>
+            <wp:effectExtent l="0" t="0" r="0" b="4445"/>
             <wp:docPr id="9005" name="order_lifecycle"/>
             <wp:cNvGraphicFramePr>
               <a:graphicFrameLocks xmlns:a="http://schemas.openxmlformats.org/drawingml/2006/main" noChangeAspect="1"/>
@@ -12341,7 +12427,7 @@
                     <pic:cNvPicPr/>
                   </pic:nvPicPr>
                   <pic:blipFill>
-                    <a:blip r:embed="rIdImg5"/>
+                    <a:blip r:embed="rId17"/>
                     <a:stretch>
                       <a:fillRect/>
                     </a:stretch>
@@ -12349,7 +12435,7 @@
                   <pic:spPr>
                     <a:xfrm>
                       <a:off x="0" y="0"/>
-                      <a:ext cx="6126480" cy="839688"/>
+                      <a:ext cx="6209526" cy="1566618"/>
                     </a:xfrm>
                     <a:prstGeom prst="rect">
                       <a:avLst/>
@@ -12384,8 +12470,11 @@
         <w:jc w:val="center"/>
       </w:pPr>
       <w:r>
+        <w:rPr>
+          <w:noProof/>
+        </w:rPr>
         <w:drawing>
-          <wp:inline distT="0" distB="0" distL="0" distR="0">
+          <wp:inline distT="0" distB="0" distL="0" distR="0" wp14:anchorId="534714C7" wp14:editId="68F4FAD8">
             <wp:extent cx="6126480" cy="4242201"/>
             <wp:effectExtent l="0" t="0" r="0" b="0"/>
             <wp:docPr id="9006" name="deployment_topology"/>
@@ -12400,7 +12489,7 @@
                     <pic:cNvPicPr/>
                   </pic:nvPicPr>
                   <pic:blipFill>
-                    <a:blip r:embed="rIdImg6"/>
+                    <a:blip r:embed="rId18"/>
                     <a:stretch>
                       <a:fillRect/>
                     </a:stretch>
@@ -13272,7 +13361,7 @@
       <w:tr>
         <w:tc>
           <w:tcPr>
-            <w:tcW w:type="dxa" w:w="4873"/>
+            <w:tcW w:w="4873" w:type="dxa"/>
           </w:tcPr>
           <w:p>
             <w:r>
@@ -13282,7 +13371,7 @@
         </w:tc>
         <w:tc>
           <w:tcPr>
-            <w:tcW w:type="dxa" w:w="4873"/>
+            <w:tcW w:w="4873" w:type="dxa"/>
           </w:tcPr>
           <w:p>
             <w:r>
@@ -13294,7 +13383,7 @@
       <w:tr>
         <w:tc>
           <w:tcPr>
-            <w:tcW w:type="dxa" w:w="4873"/>
+            <w:tcW w:w="4873" w:type="dxa"/>
           </w:tcPr>
           <w:p>
             <w:r>
@@ -13304,7 +13393,7 @@
         </w:tc>
         <w:tc>
           <w:tcPr>
-            <w:tcW w:type="dxa" w:w="4873"/>
+            <w:tcW w:w="4873" w:type="dxa"/>
           </w:tcPr>
           <w:p>
             <w:r>
@@ -13396,6 +13485,7 @@
         <w:rPr>
           <w:b/>
         </w:rPr>
+        <w:lastRenderedPageBreak/>
         <w:t>TanStack</w:t>
       </w:r>
       <w:proofErr w:type="spellEnd"/>
@@ -13464,7 +13554,6 @@
         <w:rPr>
           <w:b/>
         </w:rPr>
-        <w:lastRenderedPageBreak/>
         <w:t>Stripe (hosted Checkout)</w:t>
       </w:r>
       <w:r>
@@ -17002,9 +17091,6 @@
       <w:pPr>
         <w:pStyle w:val="BodyText"/>
       </w:pPr>
-      <w:r>
-        <w:br w:type="page"/>
-      </w:r>
     </w:p>
     <w:p>
       <w:pPr>
@@ -17012,8 +17098,11 @@
         <w:jc w:val="center"/>
       </w:pPr>
       <w:r>
+        <w:rPr>
+          <w:noProof/>
+        </w:rPr>
         <w:drawing>
-          <wp:inline distT="0" distB="0" distL="0" distR="0">
+          <wp:inline distT="0" distB="0" distL="0" distR="0" wp14:anchorId="19482788" wp14:editId="002157F0">
             <wp:extent cx="6126480" cy="803472"/>
             <wp:effectExtent l="0" t="0" r="0" b="0"/>
             <wp:docPr id="9007" name="cicd_pipeline"/>
@@ -17028,7 +17117,7 @@
                     <pic:cNvPicPr/>
                   </pic:nvPicPr>
                   <pic:blipFill>
-                    <a:blip r:embed="rIdImg7"/>
+                    <a:blip r:embed="rId19"/>
                     <a:stretch>
                       <a:fillRect/>
                     </a:stretch>
@@ -17528,6 +17617,7 @@
         <w:rPr>
           <w:rFonts w:ascii="Consolas" w:hAnsi="Consolas"/>
         </w:rPr>
+        <w:lastRenderedPageBreak/>
         <w:t>ConfigMap</w:t>
       </w:r>
       <w:proofErr w:type="spellEnd"/>
@@ -21310,7 +21400,7 @@
       <w:tr>
         <w:tc>
           <w:tcPr>
-            <w:tcW w:type="dxa" w:w="3249"/>
+            <w:tcW w:w="3249" w:type="dxa"/>
           </w:tcPr>
           <w:p>
             <w:r>
@@ -21320,7 +21410,7 @@
         </w:tc>
         <w:tc>
           <w:tcPr>
-            <w:tcW w:type="dxa" w:w="3249"/>
+            <w:tcW w:w="3249" w:type="dxa"/>
           </w:tcPr>
           <w:p>
             <w:r>
@@ -21330,7 +21420,7 @@
         </w:tc>
         <w:tc>
           <w:tcPr>
-            <w:tcW w:type="dxa" w:w="3249"/>
+            <w:tcW w:w="3249" w:type="dxa"/>
           </w:tcPr>
           <w:p>
             <w:r>
@@ -21379,6 +21469,7 @@
         <w:pStyle w:val="BulletList1"/>
       </w:pPr>
       <w:r>
+        <w:lastRenderedPageBreak/>
         <w:t xml:space="preserve">All customer-facing copy will be sourced from </w:t>
       </w:r>
       <w:proofErr w:type="spellStart"/>
@@ -22046,10 +22137,191 @@
     </w:p>
     <w:p>
       <w:pPr>
+        <w:pStyle w:val="BulletList1"/>
+        <w:numPr>
+          <w:ilvl w:val="0"/>
+          <w:numId w:val="0"/>
+        </w:numPr>
+        <w:ind w:left="720" w:hanging="360"/>
+      </w:pPr>
+    </w:p>
+    <w:p>
+      <w:pPr>
+        <w:pStyle w:val="BulletList1"/>
+        <w:numPr>
+          <w:ilvl w:val="0"/>
+          <w:numId w:val="0"/>
+        </w:numPr>
+        <w:ind w:left="720" w:hanging="360"/>
+      </w:pPr>
+    </w:p>
+    <w:p>
+      <w:pPr>
+        <w:pStyle w:val="BulletList1"/>
+        <w:numPr>
+          <w:ilvl w:val="0"/>
+          <w:numId w:val="0"/>
+        </w:numPr>
+        <w:ind w:left="720" w:hanging="360"/>
+      </w:pPr>
+    </w:p>
+    <w:p>
+      <w:pPr>
+        <w:pStyle w:val="BulletList1"/>
+        <w:numPr>
+          <w:ilvl w:val="0"/>
+          <w:numId w:val="0"/>
+        </w:numPr>
+        <w:ind w:left="720" w:hanging="360"/>
+      </w:pPr>
+    </w:p>
+    <w:p>
+      <w:pPr>
+        <w:pStyle w:val="BulletList1"/>
+        <w:numPr>
+          <w:ilvl w:val="0"/>
+          <w:numId w:val="0"/>
+        </w:numPr>
+        <w:ind w:left="720" w:hanging="360"/>
+      </w:pPr>
+    </w:p>
+    <w:p>
+      <w:pPr>
+        <w:pStyle w:val="BulletList1"/>
+        <w:numPr>
+          <w:ilvl w:val="0"/>
+          <w:numId w:val="0"/>
+        </w:numPr>
+        <w:ind w:left="720" w:hanging="360"/>
+      </w:pPr>
+    </w:p>
+    <w:p>
+      <w:pPr>
+        <w:pStyle w:val="BulletList1"/>
+        <w:numPr>
+          <w:ilvl w:val="0"/>
+          <w:numId w:val="0"/>
+        </w:numPr>
+        <w:ind w:left="720" w:hanging="360"/>
+      </w:pPr>
+    </w:p>
+    <w:p>
+      <w:pPr>
+        <w:pStyle w:val="BulletList1"/>
+        <w:numPr>
+          <w:ilvl w:val="0"/>
+          <w:numId w:val="0"/>
+        </w:numPr>
+        <w:ind w:left="720" w:hanging="360"/>
+      </w:pPr>
+    </w:p>
+    <w:p>
+      <w:pPr>
+        <w:pStyle w:val="BulletList1"/>
+        <w:numPr>
+          <w:ilvl w:val="0"/>
+          <w:numId w:val="0"/>
+        </w:numPr>
+        <w:ind w:left="720" w:hanging="360"/>
+      </w:pPr>
+    </w:p>
+    <w:p>
+      <w:pPr>
+        <w:pStyle w:val="BulletList1"/>
+        <w:numPr>
+          <w:ilvl w:val="0"/>
+          <w:numId w:val="0"/>
+        </w:numPr>
+        <w:ind w:left="720" w:hanging="360"/>
+      </w:pPr>
+    </w:p>
+    <w:p>
+      <w:pPr>
+        <w:pStyle w:val="BulletList1"/>
+        <w:numPr>
+          <w:ilvl w:val="0"/>
+          <w:numId w:val="0"/>
+        </w:numPr>
+        <w:ind w:left="720" w:hanging="360"/>
+      </w:pPr>
+    </w:p>
+    <w:p>
+      <w:pPr>
+        <w:pStyle w:val="BulletList1"/>
+        <w:numPr>
+          <w:ilvl w:val="0"/>
+          <w:numId w:val="0"/>
+        </w:numPr>
+        <w:ind w:left="720" w:hanging="360"/>
+      </w:pPr>
+    </w:p>
+    <w:p>
+      <w:pPr>
+        <w:pStyle w:val="BulletList1"/>
+        <w:numPr>
+          <w:ilvl w:val="0"/>
+          <w:numId w:val="0"/>
+        </w:numPr>
+        <w:ind w:left="720" w:hanging="360"/>
+      </w:pPr>
+    </w:p>
+    <w:p>
+      <w:pPr>
+        <w:pStyle w:val="BulletList1"/>
+        <w:numPr>
+          <w:ilvl w:val="0"/>
+          <w:numId w:val="0"/>
+        </w:numPr>
+        <w:ind w:left="720" w:hanging="360"/>
+      </w:pPr>
+    </w:p>
+    <w:p>
+      <w:pPr>
+        <w:pStyle w:val="BulletList1"/>
+        <w:numPr>
+          <w:ilvl w:val="0"/>
+          <w:numId w:val="0"/>
+        </w:numPr>
+        <w:ind w:left="720" w:hanging="360"/>
+      </w:pPr>
+    </w:p>
+    <w:p>
+      <w:pPr>
+        <w:pStyle w:val="BulletList1"/>
+        <w:numPr>
+          <w:ilvl w:val="0"/>
+          <w:numId w:val="0"/>
+        </w:numPr>
+        <w:ind w:left="720" w:hanging="360"/>
+      </w:pPr>
+    </w:p>
+    <w:p>
+      <w:pPr>
+        <w:pStyle w:val="BulletList1"/>
+        <w:numPr>
+          <w:ilvl w:val="0"/>
+          <w:numId w:val="0"/>
+        </w:numPr>
+        <w:ind w:left="720" w:hanging="360"/>
+      </w:pPr>
+    </w:p>
+    <w:p>
+      <w:pPr>
+        <w:pStyle w:val="BulletList1"/>
+        <w:numPr>
+          <w:ilvl w:val="0"/>
+          <w:numId w:val="0"/>
+        </w:numPr>
+        <w:ind w:left="720" w:hanging="360"/>
+      </w:pPr>
+    </w:p>
+    <w:p>
+      <w:pPr>
         <w:pStyle w:val="AppendixHeading1"/>
       </w:pPr>
       <w:bookmarkStart w:id="70" w:name="_Toc230615851"/>
       <w:r>
+        <w:lastRenderedPageBreak/>
         <w:t>16.2 Module map (</w:t>
       </w:r>
       <w:proofErr w:type="spellStart"/>
@@ -22075,9 +22347,6 @@
       <w:pPr>
         <w:pStyle w:val="BodyText"/>
       </w:pPr>
-      <w:r>
-        <w:br w:type="page"/>
-      </w:r>
     </w:p>
     <w:p>
       <w:pPr>
@@ -22085,8 +22354,11 @@
         <w:jc w:val="center"/>
       </w:pPr>
       <w:r>
+        <w:rPr>
+          <w:noProof/>
+        </w:rPr>
         <w:drawing>
-          <wp:inline distT="0" distB="0" distL="0" distR="0">
+          <wp:inline distT="0" distB="0" distL="0" distR="0" wp14:anchorId="1A374943" wp14:editId="56025639">
             <wp:extent cx="6126480" cy="7865495"/>
             <wp:effectExtent l="0" t="0" r="0" b="0"/>
             <wp:docPr id="9008" name="module_map"/>
@@ -22101,7 +22373,7 @@
                     <pic:cNvPicPr/>
                   </pic:nvPicPr>
                   <pic:blipFill>
-                    <a:blip r:embed="rIdImg8"/>
+                    <a:blip r:embed="rId20"/>
                     <a:stretch>
                       <a:fillRect/>
                     </a:stretch>
@@ -22133,6 +22405,7 @@
       </w:pPr>
       <w:bookmarkStart w:id="71" w:name="_Toc230615852"/>
       <w:r>
+        <w:lastRenderedPageBreak/>
         <w:t>16.3 Contact</w:t>
       </w:r>
       <w:bookmarkEnd w:id="71"/>
@@ -22218,6 +22491,9 @@
       </w:r>
     </w:p>
     <w:sectPr>
+      <w:footerReference w:type="even" r:id="rId21"/>
+      <w:footerReference w:type="default" r:id="rId22"/>
+      <w:footerReference w:type="first" r:id="rId23"/>
       <w:pgSz w:w="11906" w:h="16838"/>
       <w:pgMar w:top="1440" w:right="1080" w:bottom="1440" w:left="1080" w:header="708" w:footer="708" w:gutter="0"/>
       <w:pgNumType w:start="0"/>
@@ -22238,7 +22514,7 @@
 </file>
 
 <file path=word/endnotes.xml><?xml version="1.0" encoding="utf-8"?>
-<w:endnotes xmlns:wpc="http://schemas.microsoft.com/office/word/2010/wordprocessingCanvas" xmlns:cx="http://schemas.microsoft.com/office/drawing/2014/chartex" xmlns:cx1="http://schemas.microsoft.com/office/drawing/2015/9/8/chartex" xmlns:cx2="http://schemas.microsoft.com/office/drawing/2015/10/21/chartex" xmlns:cx3="http://schemas.microsoft.com/office/drawing/2016/5/9/chartex" xmlns:cx4="http://schemas.microsoft.com/office/drawing/2016/5/10/chartex" xmlns:cx5="http://schemas.microsoft.com/office/drawing/2016/5/11/chartex" xmlns:cx6="http://schemas.microsoft.com/office/drawing/2016/5/12/chartex" xmlns:cx7="http://schemas.microsoft.com/office/drawing/2016/5/13/chartex" xmlns:cx8="http://schemas.microsoft.com/office/drawing/2016/5/14/chartex" xmlns:mc="http://schemas.openxmlformats.org/markup-compatibility/2006" xmlns:aink="http://schemas.microsoft.com/office/drawing/2016/ink" xmlns:am3d="http://schemas.microsoft.com/office/drawing/2017/model3d" xmlns:o="urn:schemas-microsoft-com:office:office" xmlns:oel="http://schemas.microsoft.com/office/2019/extlst" xmlns:r="http://schemas.openxmlformats.org/officeDocument/2006/relationships" xmlns:m="http://schemas.openxmlformats.org/officeDocument/2006/math" xmlns:v="urn:schemas-microsoft-com:vml" xmlns:wp14="http://schemas.microsoft.com/office/word/2010/wordprocessingDrawing" xmlns:wp="http://schemas.openxmlformats.org/drawingml/2006/wordprocessingDrawing" xmlns:w10="urn:schemas-microsoft-com:office:word" xmlns:w="http://schemas.openxmlformats.org/wordprocessingml/2006/main" xmlns:w14="http://schemas.microsoft.com/office/word/2010/wordml" xmlns:w15="http://schemas.microsoft.com/office/word/2012/wordml" xmlns:w16cex="http://schemas.microsoft.com/office/word/2018/wordml/cex" xmlns:w16cid="http://schemas.microsoft.com/office/word/2016/wordml/cid" xmlns:w16="http://schemas.microsoft.com/office/word/2018/wordml" xmlns:w16du="http://schemas.microsoft.com/office/word/2023/wordml/word16du" xmlns:w16sdtdh="http://schemas.microsoft.com/office/word/2020/wordml/sdtdatahash" xmlns:w16sdtfl="http://schemas.microsoft.com/office/word/2024/wordml/sdtformatlock" xmlns:w16se="http://schemas.microsoft.com/office/word/2015/wordml/symex" xmlns:wpg="http://schemas.microsoft.com/office/word/2010/wordprocessingGroup" xmlns:wpi="http://schemas.microsoft.com/office/word/2010/wordprocessingInk" xmlns:wne="http://schemas.microsoft.com/office/word/2006/wordml" xmlns:wps="http://schemas.microsoft.com/office/word/2010/wordprocessingShape" mc:Ignorable="w14 w15 w16se w16cid w16 w16cex w16sdtdh w16sdtfl w16du wp14">
+<w:endnotes xmlns:wpc="http://schemas.microsoft.com/office/word/2010/wordprocessingCanvas" xmlns:cx="http://schemas.microsoft.com/office/drawing/2014/chartex" xmlns:cx1="http://schemas.microsoft.com/office/drawing/2015/9/8/chartex" xmlns:cx2="http://schemas.microsoft.com/office/drawing/2015/10/21/chartex" xmlns:cx3="http://schemas.microsoft.com/office/drawing/2016/5/9/chartex" xmlns:cx4="http://schemas.microsoft.com/office/drawing/2016/5/10/chartex" xmlns:cx5="http://schemas.microsoft.com/office/drawing/2016/5/11/chartex" xmlns:cx6="http://schemas.microsoft.com/office/drawing/2016/5/12/chartex" xmlns:cx7="http://schemas.microsoft.com/office/drawing/2016/5/13/chartex" xmlns:cx8="http://schemas.microsoft.com/office/drawing/2016/5/14/chartex" xmlns:mc="http://schemas.openxmlformats.org/markup-compatibility/2006" xmlns:m="http://schemas.openxmlformats.org/officeDocument/2006/math" xmlns:aink="http://schemas.microsoft.com/office/drawing/2016/ink" xmlns:am3d="http://schemas.microsoft.com/office/drawing/2017/model3d" xmlns:oel="http://schemas.microsoft.com/office/2019/extlst" xmlns:r="http://schemas.openxmlformats.org/officeDocument/2006/relationships" xmlns:wp14="http://schemas.microsoft.com/office/word/2010/wordprocessingDrawing" xmlns:wp="http://schemas.openxmlformats.org/drawingml/2006/wordprocessingDrawing" xmlns:wpg="http://schemas.microsoft.com/office/word/2010/wordprocessingGroup" xmlns:wpi="http://schemas.microsoft.com/office/word/2010/wordprocessingInk" xmlns:wps="http://schemas.microsoft.com/office/word/2010/wordprocessingShape" xmlns:o="urn:schemas-microsoft-com:office:office" xmlns:v="urn:schemas-microsoft-com:vml" xmlns:w10="urn:schemas-microsoft-com:office:word" xmlns:w="http://schemas.openxmlformats.org/wordprocessingml/2006/main" xmlns:w14="http://schemas.microsoft.com/office/word/2010/wordml" xmlns:w15="http://schemas.microsoft.com/office/word/2012/wordml" xmlns:w16cex="http://schemas.microsoft.com/office/word/2018/wordml/cex" xmlns:w16cid="http://schemas.microsoft.com/office/word/2016/wordml/cid" xmlns:w16="http://schemas.microsoft.com/office/word/2018/wordml" xmlns:w16sdtdh="http://schemas.microsoft.com/office/word/2020/wordml/sdtdatahash" xmlns:w16sdtfl="http://schemas.microsoft.com/office/word/2024/wordml/sdtformatlock" xmlns:w16se="http://schemas.microsoft.com/office/word/2015/wordml/symex" xmlns:w16du="http://schemas.microsoft.com/office/word/2023/wordml/word16du" xmlns:wne="http://schemas.microsoft.com/office/word/2006/wordml" mc:Ignorable="w14 w15 w16se w16cid w16 w16cex w16sdtdh w16sdtfl w16du wp14">
   <w:endnote w:type="separator" w:id="-1">
     <w:p>
       <w:pPr>
@@ -22262,8 +22538,401 @@
 </w:endnotes>
 </file>
 
+<file path=word/footer1.xml><?xml version="1.0" encoding="utf-8"?>
+<w:ftr xmlns:wpc="http://schemas.microsoft.com/office/word/2010/wordprocessingCanvas" xmlns:cx="http://schemas.microsoft.com/office/drawing/2014/chartex" xmlns:cx1="http://schemas.microsoft.com/office/drawing/2015/9/8/chartex" xmlns:cx2="http://schemas.microsoft.com/office/drawing/2015/10/21/chartex" xmlns:cx3="http://schemas.microsoft.com/office/drawing/2016/5/9/chartex" xmlns:cx4="http://schemas.microsoft.com/office/drawing/2016/5/10/chartex" xmlns:cx5="http://schemas.microsoft.com/office/drawing/2016/5/11/chartex" xmlns:cx6="http://schemas.microsoft.com/office/drawing/2016/5/12/chartex" xmlns:cx7="http://schemas.microsoft.com/office/drawing/2016/5/13/chartex" xmlns:cx8="http://schemas.microsoft.com/office/drawing/2016/5/14/chartex" xmlns:mc="http://schemas.openxmlformats.org/markup-compatibility/2006" xmlns:m="http://schemas.openxmlformats.org/officeDocument/2006/math" xmlns:aink="http://schemas.microsoft.com/office/drawing/2016/ink" xmlns:am3d="http://schemas.microsoft.com/office/drawing/2017/model3d" xmlns:oel="http://schemas.microsoft.com/office/2019/extlst" xmlns:r="http://schemas.openxmlformats.org/officeDocument/2006/relationships" xmlns:wp14="http://schemas.microsoft.com/office/word/2010/wordprocessingDrawing" xmlns:wp="http://schemas.openxmlformats.org/drawingml/2006/wordprocessingDrawing" xmlns:wpg="http://schemas.microsoft.com/office/word/2010/wordprocessingGroup" xmlns:wpi="http://schemas.microsoft.com/office/word/2010/wordprocessingInk" xmlns:wps="http://schemas.microsoft.com/office/word/2010/wordprocessingShape" xmlns:o="urn:schemas-microsoft-com:office:office" xmlns:v="urn:schemas-microsoft-com:vml" xmlns:w10="urn:schemas-microsoft-com:office:word" xmlns:w="http://schemas.openxmlformats.org/wordprocessingml/2006/main" xmlns:w14="http://schemas.microsoft.com/office/word/2010/wordml" xmlns:w15="http://schemas.microsoft.com/office/word/2012/wordml" xmlns:w16cex="http://schemas.microsoft.com/office/word/2018/wordml/cex" xmlns:w16cid="http://schemas.microsoft.com/office/word/2016/wordml/cid" xmlns:w16="http://schemas.microsoft.com/office/word/2018/wordml" xmlns:w16sdtdh="http://schemas.microsoft.com/office/word/2020/wordml/sdtdatahash" xmlns:w16sdtfl="http://schemas.microsoft.com/office/word/2024/wordml/sdtformatlock" xmlns:w16se="http://schemas.microsoft.com/office/word/2015/wordml/symex" xmlns:w16du="http://schemas.microsoft.com/office/word/2023/wordml/word16du" xmlns:wne="http://schemas.microsoft.com/office/word/2006/wordml" mc:Ignorable="w14 w15 w16se w16cid w16 w16cex w16sdtdh w16sdtfl w16du wp14">
+  <w:p>
+    <w:pPr>
+      <w:pStyle w:val="Footer"/>
+    </w:pPr>
+    <w:r>
+      <w:rPr>
+        <w:noProof/>
+      </w:rPr>
+      <mc:AlternateContent>
+        <mc:Choice Requires="wps">
+          <w:drawing>
+            <wp:anchor distT="0" distB="0" distL="0" distR="0" simplePos="0" relativeHeight="251659264" behindDoc="0" locked="0" layoutInCell="1" allowOverlap="1" wp14:anchorId="4310BD42" wp14:editId="67CCDB83">
+              <wp:simplePos x="635" y="635"/>
+              <wp:positionH relativeFrom="page">
+                <wp:align>left</wp:align>
+              </wp:positionH>
+              <wp:positionV relativeFrom="page">
+                <wp:align>bottom</wp:align>
+              </wp:positionV>
+              <wp:extent cx="723900" cy="300990"/>
+              <wp:effectExtent l="0" t="0" r="0" b="0"/>
+              <wp:wrapNone/>
+              <wp:docPr id="487299621" name="Text Box 14" descr="Confidential">
+                <a:extLst xmlns:a="http://schemas.openxmlformats.org/drawingml/2006/main">
+                  <a:ext uri="{5AE41FA2-C0FF-4470-9BD4-5FADCA87CBE2}">
+                    <aclsh:classification xmlns:aclsh="http://schemas.microsoft.com/office/drawing/2020/classificationShape" classificationOutcomeType="ftr"/>
+                  </a:ext>
+                </a:extLst>
+              </wp:docPr>
+              <wp:cNvGraphicFramePr/>
+              <a:graphic xmlns:a="http://schemas.openxmlformats.org/drawingml/2006/main">
+                <a:graphicData uri="http://schemas.microsoft.com/office/word/2010/wordprocessingShape">
+                  <wps:wsp>
+                    <wps:cNvSpPr txBox="1"/>
+                    <wps:spPr>
+                      <a:xfrm>
+                        <a:off x="0" y="0"/>
+                        <a:ext cx="723900" cy="300990"/>
+                      </a:xfrm>
+                      <a:prstGeom prst="rect">
+                        <a:avLst/>
+                      </a:prstGeom>
+                      <a:noFill/>
+                      <a:ln>
+                        <a:noFill/>
+                      </a:ln>
+                    </wps:spPr>
+                    <wps:txbx>
+                      <w:txbxContent>
+                        <w:p>
+                          <w:pPr>
+                            <w:spacing w:after="0"/>
+                            <w:rPr>
+                              <w:rFonts w:ascii="Arial" w:eastAsia="Arial" w:hAnsi="Arial" w:cs="Arial"/>
+                              <w:noProof/>
+                              <w:color w:val="DAD4CE"/>
+                              <w:sz w:val="14"/>
+                              <w:szCs w:val="14"/>
+                            </w:rPr>
+                          </w:pPr>
+                          <w:r>
+                            <w:rPr>
+                              <w:rFonts w:ascii="Arial" w:eastAsia="Arial" w:hAnsi="Arial" w:cs="Arial"/>
+                              <w:noProof/>
+                              <w:color w:val="DAD4CE"/>
+                              <w:sz w:val="14"/>
+                              <w:szCs w:val="14"/>
+                            </w:rPr>
+                            <w:t>Confidential</w:t>
+                          </w:r>
+                        </w:p>
+                      </w:txbxContent>
+                    </wps:txbx>
+                    <wps:bodyPr rot="0" spcFirstLastPara="0" vertOverflow="overflow" horzOverflow="overflow" vert="horz" wrap="none" lIns="254000" tIns="0" rIns="0" bIns="190500" numCol="1" spcCol="0" rtlCol="0" fromWordArt="0" anchor="b" anchorCtr="0" forceAA="0" compatLnSpc="1">
+                      <a:prstTxWarp prst="textNoShape">
+                        <a:avLst/>
+                      </a:prstTxWarp>
+                      <a:spAutoFit/>
+                    </wps:bodyPr>
+                  </wps:wsp>
+                </a:graphicData>
+              </a:graphic>
+            </wp:anchor>
+          </w:drawing>
+        </mc:Choice>
+        <mc:Fallback>
+          <w:pict>
+            <v:shapetype w14:anchorId="4310BD42" id="_x0000_t202" coordsize="21600,21600" o:spt="202" path="m,l,21600r21600,l21600,xe">
+              <v:stroke joinstyle="miter"/>
+              <v:path gradientshapeok="t" o:connecttype="rect"/>
+            </v:shapetype>
+            <v:shape id="Text Box 14" o:spid="_x0000_s1030" type="#_x0000_t202" alt="Confidential" style="position:absolute;margin-left:0;margin-top:0;width:57pt;height:23.7pt;z-index:251659264;visibility:visible;mso-wrap-style:none;mso-wrap-distance-left:0;mso-wrap-distance-top:0;mso-wrap-distance-right:0;mso-wrap-distance-bottom:0;mso-position-horizontal:left;mso-position-horizontal-relative:page;mso-position-vertical:bottom;mso-position-vertical-relative:page;v-text-anchor:bottom" o:gfxdata="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" filled="f" stroked="f">
+              <v:fill o:detectmouseclick="t"/>
+              <v:textbox style="mso-fit-shape-to-text:t" inset="20pt,0,0,15pt">
+                <w:txbxContent>
+                  <w:p>
+                    <w:pPr>
+                      <w:spacing w:after="0"/>
+                      <w:rPr>
+                        <w:rFonts w:ascii="Arial" w:eastAsia="Arial" w:hAnsi="Arial" w:cs="Arial"/>
+                        <w:noProof/>
+                        <w:color w:val="DAD4CE"/>
+                        <w:sz w:val="14"/>
+                        <w:szCs w:val="14"/>
+                      </w:rPr>
+                    </w:pPr>
+                    <w:r>
+                      <w:rPr>
+                        <w:rFonts w:ascii="Arial" w:eastAsia="Arial" w:hAnsi="Arial" w:cs="Arial"/>
+                        <w:noProof/>
+                        <w:color w:val="DAD4CE"/>
+                        <w:sz w:val="14"/>
+                        <w:szCs w:val="14"/>
+                      </w:rPr>
+                      <w:t>Confidential</w:t>
+                    </w:r>
+                  </w:p>
+                </w:txbxContent>
+              </v:textbox>
+              <w10:wrap anchorx="page" anchory="page"/>
+            </v:shape>
+          </w:pict>
+        </mc:Fallback>
+      </mc:AlternateContent>
+    </w:r>
+  </w:p>
+</w:ftr>
+</file>
+
+<file path=word/footer2.xml><?xml version="1.0" encoding="utf-8"?>
+<w:ftr xmlns:wpc="http://schemas.microsoft.com/office/word/2010/wordprocessingCanvas" xmlns:cx="http://schemas.microsoft.com/office/drawing/2014/chartex" xmlns:cx1="http://schemas.microsoft.com/office/drawing/2015/9/8/chartex" xmlns:cx2="http://schemas.microsoft.com/office/drawing/2015/10/21/chartex" xmlns:cx3="http://schemas.microsoft.com/office/drawing/2016/5/9/chartex" xmlns:cx4="http://schemas.microsoft.com/office/drawing/2016/5/10/chartex" xmlns:cx5="http://schemas.microsoft.com/office/drawing/2016/5/11/chartex" xmlns:cx6="http://schemas.microsoft.com/office/drawing/2016/5/12/chartex" xmlns:cx7="http://schemas.microsoft.com/office/drawing/2016/5/13/chartex" xmlns:cx8="http://schemas.microsoft.com/office/drawing/2016/5/14/chartex" xmlns:mc="http://schemas.openxmlformats.org/markup-compatibility/2006" xmlns:m="http://schemas.openxmlformats.org/officeDocument/2006/math" xmlns:aink="http://schemas.microsoft.com/office/drawing/2016/ink" xmlns:am3d="http://schemas.microsoft.com/office/drawing/2017/model3d" xmlns:oel="http://schemas.microsoft.com/office/2019/extlst" xmlns:r="http://schemas.openxmlformats.org/officeDocument/2006/relationships" xmlns:wp14="http://schemas.microsoft.com/office/word/2010/wordprocessingDrawing" xmlns:wp="http://schemas.openxmlformats.org/drawingml/2006/wordprocessingDrawing" xmlns:wpg="http://schemas.microsoft.com/office/word/2010/wordprocessingGroup" xmlns:wpi="http://schemas.microsoft.com/office/word/2010/wordprocessingInk" xmlns:wps="http://schemas.microsoft.com/office/word/2010/wordprocessingShape" xmlns:o="urn:schemas-microsoft-com:office:office" xmlns:v="urn:schemas-microsoft-com:vml" xmlns:w10="urn:schemas-microsoft-com:office:word" xmlns:w="http://schemas.openxmlformats.org/wordprocessingml/2006/main" xmlns:w14="http://schemas.microsoft.com/office/word/2010/wordml" xmlns:w15="http://schemas.microsoft.com/office/word/2012/wordml" xmlns:w16cex="http://schemas.microsoft.com/office/word/2018/wordml/cex" xmlns:w16cid="http://schemas.microsoft.com/office/word/2016/wordml/cid" xmlns:w16="http://schemas.microsoft.com/office/word/2018/wordml" xmlns:w16sdtdh="http://schemas.microsoft.com/office/word/2020/wordml/sdtdatahash" xmlns:w16sdtfl="http://schemas.microsoft.com/office/word/2024/wordml/sdtformatlock" xmlns:w16se="http://schemas.microsoft.com/office/word/2015/wordml/symex" xmlns:w16du="http://schemas.microsoft.com/office/word/2023/wordml/word16du" xmlns:wne="http://schemas.microsoft.com/office/word/2006/wordml" mc:Ignorable="w14 w15 w16se w16cid w16 w16cex w16sdtdh w16sdtfl w16du wp14">
+  <w:p>
+    <w:pPr>
+      <w:pStyle w:val="Footer"/>
+    </w:pPr>
+    <w:r>
+      <w:rPr>
+        <w:noProof/>
+      </w:rPr>
+      <mc:AlternateContent>
+        <mc:Choice Requires="wps">
+          <w:drawing>
+            <wp:anchor distT="0" distB="0" distL="0" distR="0" simplePos="0" relativeHeight="251660288" behindDoc="0" locked="0" layoutInCell="1" allowOverlap="1" wp14:anchorId="01023334" wp14:editId="55998A1F">
+              <wp:simplePos x="635" y="635"/>
+              <wp:positionH relativeFrom="page">
+                <wp:align>left</wp:align>
+              </wp:positionH>
+              <wp:positionV relativeFrom="page">
+                <wp:align>bottom</wp:align>
+              </wp:positionV>
+              <wp:extent cx="723900" cy="300990"/>
+              <wp:effectExtent l="0" t="0" r="0" b="0"/>
+              <wp:wrapNone/>
+              <wp:docPr id="1838871638" name="Text Box 15" descr="Confidential">
+                <a:extLst xmlns:a="http://schemas.openxmlformats.org/drawingml/2006/main">
+                  <a:ext uri="{5AE41FA2-C0FF-4470-9BD4-5FADCA87CBE2}">
+                    <aclsh:classification xmlns:aclsh="http://schemas.microsoft.com/office/drawing/2020/classificationShape" classificationOutcomeType="ftr"/>
+                  </a:ext>
+                </a:extLst>
+              </wp:docPr>
+              <wp:cNvGraphicFramePr/>
+              <a:graphic xmlns:a="http://schemas.openxmlformats.org/drawingml/2006/main">
+                <a:graphicData uri="http://schemas.microsoft.com/office/word/2010/wordprocessingShape">
+                  <wps:wsp>
+                    <wps:cNvSpPr txBox="1"/>
+                    <wps:spPr>
+                      <a:xfrm>
+                        <a:off x="0" y="0"/>
+                        <a:ext cx="723900" cy="300990"/>
+                      </a:xfrm>
+                      <a:prstGeom prst="rect">
+                        <a:avLst/>
+                      </a:prstGeom>
+                      <a:noFill/>
+                      <a:ln>
+                        <a:noFill/>
+                      </a:ln>
+                    </wps:spPr>
+                    <wps:txbx>
+                      <w:txbxContent>
+                        <w:p>
+                          <w:pPr>
+                            <w:spacing w:after="0"/>
+                            <w:rPr>
+                              <w:rFonts w:ascii="Arial" w:eastAsia="Arial" w:hAnsi="Arial" w:cs="Arial"/>
+                              <w:noProof/>
+                              <w:color w:val="DAD4CE"/>
+                              <w:sz w:val="14"/>
+                              <w:szCs w:val="14"/>
+                            </w:rPr>
+                          </w:pPr>
+                          <w:r>
+                            <w:rPr>
+                              <w:rFonts w:ascii="Arial" w:eastAsia="Arial" w:hAnsi="Arial" w:cs="Arial"/>
+                              <w:noProof/>
+                              <w:color w:val="DAD4CE"/>
+                              <w:sz w:val="14"/>
+                              <w:szCs w:val="14"/>
+                            </w:rPr>
+                            <w:t>Confidential</w:t>
+                          </w:r>
+                        </w:p>
+                      </w:txbxContent>
+                    </wps:txbx>
+                    <wps:bodyPr rot="0" spcFirstLastPara="0" vertOverflow="overflow" horzOverflow="overflow" vert="horz" wrap="none" lIns="254000" tIns="0" rIns="0" bIns="190500" numCol="1" spcCol="0" rtlCol="0" fromWordArt="0" anchor="b" anchorCtr="0" forceAA="0" compatLnSpc="1">
+                      <a:prstTxWarp prst="textNoShape">
+                        <a:avLst/>
+                      </a:prstTxWarp>
+                      <a:spAutoFit/>
+                    </wps:bodyPr>
+                  </wps:wsp>
+                </a:graphicData>
+              </a:graphic>
+            </wp:anchor>
+          </w:drawing>
+        </mc:Choice>
+        <mc:Fallback>
+          <w:pict>
+            <v:shapetype w14:anchorId="01023334" id="_x0000_t202" coordsize="21600,21600" o:spt="202" path="m,l,21600r21600,l21600,xe">
+              <v:stroke joinstyle="miter"/>
+              <v:path gradientshapeok="t" o:connecttype="rect"/>
+            </v:shapetype>
+            <v:shape id="Text Box 15" o:spid="_x0000_s1031" type="#_x0000_t202" alt="Confidential" style="position:absolute;margin-left:0;margin-top:0;width:57pt;height:23.7pt;z-index:251660288;visibility:visible;mso-wrap-style:none;mso-wrap-distance-left:0;mso-wrap-distance-top:0;mso-wrap-distance-right:0;mso-wrap-distance-bottom:0;mso-position-horizontal:left;mso-position-horizontal-relative:page;mso-position-vertical:bottom;mso-position-vertical-relative:page;v-text-anchor:bottom" o:gfxdata="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" filled="f" stroked="f">
+              <v:fill o:detectmouseclick="t"/>
+              <v:textbox style="mso-fit-shape-to-text:t" inset="20pt,0,0,15pt">
+                <w:txbxContent>
+                  <w:p>
+                    <w:pPr>
+                      <w:spacing w:after="0"/>
+                      <w:rPr>
+                        <w:rFonts w:ascii="Arial" w:eastAsia="Arial" w:hAnsi="Arial" w:cs="Arial"/>
+                        <w:noProof/>
+                        <w:color w:val="DAD4CE"/>
+                        <w:sz w:val="14"/>
+                        <w:szCs w:val="14"/>
+                      </w:rPr>
+                    </w:pPr>
+                    <w:r>
+                      <w:rPr>
+                        <w:rFonts w:ascii="Arial" w:eastAsia="Arial" w:hAnsi="Arial" w:cs="Arial"/>
+                        <w:noProof/>
+                        <w:color w:val="DAD4CE"/>
+                        <w:sz w:val="14"/>
+                        <w:szCs w:val="14"/>
+                      </w:rPr>
+                      <w:t>Confidential</w:t>
+                    </w:r>
+                  </w:p>
+                </w:txbxContent>
+              </v:textbox>
+              <w10:wrap anchorx="page" anchory="page"/>
+            </v:shape>
+          </w:pict>
+        </mc:Fallback>
+      </mc:AlternateContent>
+    </w:r>
+  </w:p>
+</w:ftr>
+</file>
+
+<file path=word/footer3.xml><?xml version="1.0" encoding="utf-8"?>
+<w:ftr xmlns:wpc="http://schemas.microsoft.com/office/word/2010/wordprocessingCanvas" xmlns:cx="http://schemas.microsoft.com/office/drawing/2014/chartex" xmlns:cx1="http://schemas.microsoft.com/office/drawing/2015/9/8/chartex" xmlns:cx2="http://schemas.microsoft.com/office/drawing/2015/10/21/chartex" xmlns:cx3="http://schemas.microsoft.com/office/drawing/2016/5/9/chartex" xmlns:cx4="http://schemas.microsoft.com/office/drawing/2016/5/10/chartex" xmlns:cx5="http://schemas.microsoft.com/office/drawing/2016/5/11/chartex" xmlns:cx6="http://schemas.microsoft.com/office/drawing/2016/5/12/chartex" xmlns:cx7="http://schemas.microsoft.com/office/drawing/2016/5/13/chartex" xmlns:cx8="http://schemas.microsoft.com/office/drawing/2016/5/14/chartex" xmlns:mc="http://schemas.openxmlformats.org/markup-compatibility/2006" xmlns:m="http://schemas.openxmlformats.org/officeDocument/2006/math" xmlns:aink="http://schemas.microsoft.com/office/drawing/2016/ink" xmlns:am3d="http://schemas.microsoft.com/office/drawing/2017/model3d" xmlns:oel="http://schemas.microsoft.com/office/2019/extlst" xmlns:r="http://schemas.openxmlformats.org/officeDocument/2006/relationships" xmlns:wp14="http://schemas.microsoft.com/office/word/2010/wordprocessingDrawing" xmlns:wp="http://schemas.openxmlformats.org/drawingml/2006/wordprocessingDrawing" xmlns:wpg="http://schemas.microsoft.com/office/word/2010/wordprocessingGroup" xmlns:wpi="http://schemas.microsoft.com/office/word/2010/wordprocessingInk" xmlns:wps="http://schemas.microsoft.com/office/word/2010/wordprocessingShape" xmlns:o="urn:schemas-microsoft-com:office:office" xmlns:v="urn:schemas-microsoft-com:vml" xmlns:w10="urn:schemas-microsoft-com:office:word" xmlns:w="http://schemas.openxmlformats.org/wordprocessingml/2006/main" xmlns:w14="http://schemas.microsoft.com/office/word/2010/wordml" xmlns:w15="http://schemas.microsoft.com/office/word/2012/wordml" xmlns:w16cex="http://schemas.microsoft.com/office/word/2018/wordml/cex" xmlns:w16cid="http://schemas.microsoft.com/office/word/2016/wordml/cid" xmlns:w16="http://schemas.microsoft.com/office/word/2018/wordml" xmlns:w16sdtdh="http://schemas.microsoft.com/office/word/2020/wordml/sdtdatahash" xmlns:w16sdtfl="http://schemas.microsoft.com/office/word/2024/wordml/sdtformatlock" xmlns:w16se="http://schemas.microsoft.com/office/word/2015/wordml/symex" xmlns:w16du="http://schemas.microsoft.com/office/word/2023/wordml/word16du" xmlns:wne="http://schemas.microsoft.com/office/word/2006/wordml" mc:Ignorable="w14 w15 w16se w16cid w16 w16cex w16sdtdh w16sdtfl w16du wp14">
+  <w:p>
+    <w:pPr>
+      <w:pStyle w:val="Footer"/>
+    </w:pPr>
+    <w:r>
+      <w:rPr>
+        <w:noProof/>
+      </w:rPr>
+      <mc:AlternateContent>
+        <mc:Choice Requires="wps">
+          <w:drawing>
+            <wp:anchor distT="0" distB="0" distL="0" distR="0" simplePos="0" relativeHeight="251658240" behindDoc="0" locked="0" layoutInCell="1" allowOverlap="1" wp14:anchorId="3FBF9D16" wp14:editId="525D239C">
+              <wp:simplePos x="0" y="0"/>
+              <wp:positionH relativeFrom="page">
+                <wp:align>left</wp:align>
+              </wp:positionH>
+              <wp:positionV relativeFrom="page">
+                <wp:align>bottom</wp:align>
+              </wp:positionV>
+              <wp:extent cx="723900" cy="300990"/>
+              <wp:effectExtent l="0" t="0" r="0" b="0"/>
+              <wp:wrapNone/>
+              <wp:docPr id="437214518" name="Text Box 13" descr="Confidential">
+                <a:extLst xmlns:a="http://schemas.openxmlformats.org/drawingml/2006/main">
+                  <a:ext uri="{5AE41FA2-C0FF-4470-9BD4-5FADCA87CBE2}">
+                    <aclsh:classification xmlns:aclsh="http://schemas.microsoft.com/office/drawing/2020/classificationShape" classificationOutcomeType="ftr"/>
+                  </a:ext>
+                </a:extLst>
+              </wp:docPr>
+              <wp:cNvGraphicFramePr/>
+              <a:graphic xmlns:a="http://schemas.openxmlformats.org/drawingml/2006/main">
+                <a:graphicData uri="http://schemas.microsoft.com/office/word/2010/wordprocessingShape">
+                  <wps:wsp>
+                    <wps:cNvSpPr txBox="1"/>
+                    <wps:spPr>
+                      <a:xfrm>
+                        <a:off x="0" y="0"/>
+                        <a:ext cx="723900" cy="300990"/>
+                      </a:xfrm>
+                      <a:prstGeom prst="rect">
+                        <a:avLst/>
+                      </a:prstGeom>
+                      <a:noFill/>
+                      <a:ln>
+                        <a:noFill/>
+                      </a:ln>
+                    </wps:spPr>
+                    <wps:txbx>
+                      <w:txbxContent>
+                        <w:p>
+                          <w:pPr>
+                            <w:spacing w:after="0"/>
+                            <w:rPr>
+                              <w:rFonts w:ascii="Arial" w:eastAsia="Arial" w:hAnsi="Arial" w:cs="Arial"/>
+                              <w:noProof/>
+                              <w:color w:val="DAD4CE"/>
+                              <w:sz w:val="14"/>
+                              <w:szCs w:val="14"/>
+                            </w:rPr>
+                          </w:pPr>
+                          <w:r>
+                            <w:rPr>
+                              <w:rFonts w:ascii="Arial" w:eastAsia="Arial" w:hAnsi="Arial" w:cs="Arial"/>
+                              <w:noProof/>
+                              <w:color w:val="DAD4CE"/>
+                              <w:sz w:val="14"/>
+                              <w:szCs w:val="14"/>
+                            </w:rPr>
+                            <w:t>Confidential</w:t>
+                          </w:r>
+                        </w:p>
+                      </w:txbxContent>
+                    </wps:txbx>
+                    <wps:bodyPr rot="0" spcFirstLastPara="0" vertOverflow="overflow" horzOverflow="overflow" vert="horz" wrap="none" lIns="254000" tIns="0" rIns="0" bIns="190500" numCol="1" spcCol="0" rtlCol="0" fromWordArt="0" anchor="b" anchorCtr="0" forceAA="0" compatLnSpc="1">
+                      <a:prstTxWarp prst="textNoShape">
+                        <a:avLst/>
+                      </a:prstTxWarp>
+                      <a:spAutoFit/>
+                    </wps:bodyPr>
+                  </wps:wsp>
+                </a:graphicData>
+              </a:graphic>
+            </wp:anchor>
+          </w:drawing>
+        </mc:Choice>
+        <mc:Fallback>
+          <w:pict>
+            <v:shapetype w14:anchorId="3FBF9D16" id="_x0000_t202" coordsize="21600,21600" o:spt="202" path="m,l,21600r21600,l21600,xe">
+              <v:stroke joinstyle="miter"/>
+              <v:path gradientshapeok="t" o:connecttype="rect"/>
+            </v:shapetype>
+            <v:shape id="Text Box 13" o:spid="_x0000_s1032" type="#_x0000_t202" alt="Confidential" style="position:absolute;margin-left:0;margin-top:0;width:57pt;height:23.7pt;z-index:251658240;visibility:visible;mso-wrap-style:none;mso-wrap-distance-left:0;mso-wrap-distance-top:0;mso-wrap-distance-right:0;mso-wrap-distance-bottom:0;mso-position-horizontal:left;mso-position-horizontal-relative:page;mso-position-vertical:bottom;mso-position-vertical-relative:page;v-text-anchor:bottom" o:gfxdata="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" filled="f" stroked="f">
+              <v:fill o:detectmouseclick="t"/>
+              <v:textbox style="mso-fit-shape-to-text:t" inset="20pt,0,0,15pt">
+                <w:txbxContent>
+                  <w:p>
+                    <w:pPr>
+                      <w:spacing w:after="0"/>
+                      <w:rPr>
+                        <w:rFonts w:ascii="Arial" w:eastAsia="Arial" w:hAnsi="Arial" w:cs="Arial"/>
+                        <w:noProof/>
+                        <w:color w:val="DAD4CE"/>
+                        <w:sz w:val="14"/>
+                        <w:szCs w:val="14"/>
+                      </w:rPr>
+                    </w:pPr>
+                    <w:r>
+                      <w:rPr>
+                        <w:rFonts w:ascii="Arial" w:eastAsia="Arial" w:hAnsi="Arial" w:cs="Arial"/>
+                        <w:noProof/>
+                        <w:color w:val="DAD4CE"/>
+                        <w:sz w:val="14"/>
+                        <w:szCs w:val="14"/>
+                      </w:rPr>
+                      <w:t>Confidential</w:t>
+                    </w:r>
+                  </w:p>
+                </w:txbxContent>
+              </v:textbox>
+              <w10:wrap anchorx="page" anchory="page"/>
+            </v:shape>
+          </w:pict>
+        </mc:Fallback>
+      </mc:AlternateContent>
+    </w:r>
+  </w:p>
+</w:ftr>
+</file>
+
 <file path=word/footnotes.xml><?xml version="1.0" encoding="utf-8"?>
-<w:footnotes xmlns:wpc="http://schemas.microsoft.com/office/word/2010/wordprocessingCanvas" xmlns:cx="http://schemas.microsoft.com/office/drawing/2014/chartex" xmlns:cx1="http://schemas.microsoft.com/office/drawing/2015/9/8/chartex" xmlns:cx2="http://schemas.microsoft.com/office/drawing/2015/10/21/chartex" xmlns:cx3="http://schemas.microsoft.com/office/drawing/2016/5/9/chartex" xmlns:cx4="http://schemas.microsoft.com/office/drawing/2016/5/10/chartex" xmlns:cx5="http://schemas.microsoft.com/office/drawing/2016/5/11/chartex" xmlns:cx6="http://schemas.microsoft.com/office/drawing/2016/5/12/chartex" xmlns:cx7="http://schemas.microsoft.com/office/drawing/2016/5/13/chartex" xmlns:cx8="http://schemas.microsoft.com/office/drawing/2016/5/14/chartex" xmlns:mc="http://schemas.openxmlformats.org/markup-compatibility/2006" xmlns:aink="http://schemas.microsoft.com/office/drawing/2016/ink" xmlns:am3d="http://schemas.microsoft.com/office/drawing/2017/model3d" xmlns:o="urn:schemas-microsoft-com:office:office" xmlns:oel="http://schemas.microsoft.com/office/2019/extlst" xmlns:r="http://schemas.openxmlformats.org/officeDocument/2006/relationships" xmlns:m="http://schemas.openxmlformats.org/officeDocument/2006/math" xmlns:v="urn:schemas-microsoft-com:vml" xmlns:wp14="http://schemas.microsoft.com/office/word/2010/wordprocessingDrawing" xmlns:wp="http://schemas.openxmlformats.org/drawingml/2006/wordprocessingDrawing" xmlns:w10="urn:schemas-microsoft-com:office:word" xmlns:w="http://schemas.openxmlformats.org/wordprocessingml/2006/main" xmlns:w14="http://schemas.microsoft.com/office/word/2010/wordml" xmlns:w15="http://schemas.microsoft.com/office/word/2012/wordml" xmlns:w16cex="http://schemas.microsoft.com/office/word/2018/wordml/cex" xmlns:w16cid="http://schemas.microsoft.com/office/word/2016/wordml/cid" xmlns:w16="http://schemas.microsoft.com/office/word/2018/wordml" xmlns:w16du="http://schemas.microsoft.com/office/word/2023/wordml/word16du" xmlns:w16sdtdh="http://schemas.microsoft.com/office/word/2020/wordml/sdtdatahash" xmlns:w16sdtfl="http://schemas.microsoft.com/office/word/2024/wordml/sdtformatlock" xmlns:w16se="http://schemas.microsoft.com/office/word/2015/wordml/symex" xmlns:wpg="http://schemas.microsoft.com/office/word/2010/wordprocessingGroup" xmlns:wpi="http://schemas.microsoft.com/office/word/2010/wordprocessingInk" xmlns:wne="http://schemas.microsoft.com/office/word/2006/wordml" xmlns:wps="http://schemas.microsoft.com/office/word/2010/wordprocessingShape" mc:Ignorable="w14 w15 w16se w16cid w16 w16cex w16sdtdh w16sdtfl w16du wp14">
+<w:footnotes xmlns:wpc="http://schemas.microsoft.com/office/word/2010/wordprocessingCanvas" xmlns:cx="http://schemas.microsoft.com/office/drawing/2014/chartex" xmlns:cx1="http://schemas.microsoft.com/office/drawing/2015/9/8/chartex" xmlns:cx2="http://schemas.microsoft.com/office/drawing/2015/10/21/chartex" xmlns:cx3="http://schemas.microsoft.com/office/drawing/2016/5/9/chartex" xmlns:cx4="http://schemas.microsoft.com/office/drawing/2016/5/10/chartex" xmlns:cx5="http://schemas.microsoft.com/office/drawing/2016/5/11/chartex" xmlns:cx6="http://schemas.microsoft.com/office/drawing/2016/5/12/chartex" xmlns:cx7="http://schemas.microsoft.com/office/drawing/2016/5/13/chartex" xmlns:cx8="http://schemas.microsoft.com/office/drawing/2016/5/14/chartex" xmlns:mc="http://schemas.openxmlformats.org/markup-compatibility/2006" xmlns:m="http://schemas.openxmlformats.org/officeDocument/2006/math" xmlns:aink="http://schemas.microsoft.com/office/drawing/2016/ink" xmlns:am3d="http://schemas.microsoft.com/office/drawing/2017/model3d" xmlns:oel="http://schemas.microsoft.com/office/2019/extlst" xmlns:r="http://schemas.openxmlformats.org/officeDocument/2006/relationships" xmlns:wp14="http://schemas.microsoft.com/office/word/2010/wordprocessingDrawing" xmlns:wp="http://schemas.openxmlformats.org/drawingml/2006/wordprocessingDrawing" xmlns:wpg="http://schemas.microsoft.com/office/word/2010/wordprocessingGroup" xmlns:wpi="http://schemas.microsoft.com/office/word/2010/wordprocessingInk" xmlns:wps="http://schemas.microsoft.com/office/word/2010/wordprocessingShape" xmlns:o="urn:schemas-microsoft-com:office:office" xmlns:v="urn:schemas-microsoft-com:vml" xmlns:w10="urn:schemas-microsoft-com:office:word" xmlns:w="http://schemas.openxmlformats.org/wordprocessingml/2006/main" xmlns:w14="http://schemas.microsoft.com/office/word/2010/wordml" xmlns:w15="http://schemas.microsoft.com/office/word/2012/wordml" xmlns:w16cex="http://schemas.microsoft.com/office/word/2018/wordml/cex" xmlns:w16cid="http://schemas.microsoft.com/office/word/2016/wordml/cid" xmlns:w16="http://schemas.microsoft.com/office/word/2018/wordml" xmlns:w16sdtdh="http://schemas.microsoft.com/office/word/2020/wordml/sdtdatahash" xmlns:w16sdtfl="http://schemas.microsoft.com/office/word/2024/wordml/sdtformatlock" xmlns:w16se="http://schemas.microsoft.com/office/word/2015/wordml/symex" xmlns:w16du="http://schemas.microsoft.com/office/word/2023/wordml/word16du" xmlns:wne="http://schemas.microsoft.com/office/word/2006/wordml" mc:Ignorable="w14 w15 w16se w16cid w16 w16cex w16sdtdh w16sdtfl w16du wp14">
   <w:footnote w:type="separator" w:id="-1">
     <w:p>
       <w:pPr>
@@ -22288,7 +22957,7 @@
 </file>
 
 <file path=word/numbering.xml><?xml version="1.0" encoding="utf-8"?>
-<w:numbering xmlns:wpc="http://schemas.microsoft.com/office/word/2010/wordprocessingCanvas" xmlns:cx="http://schemas.microsoft.com/office/drawing/2014/chartex" xmlns:cx1="http://schemas.microsoft.com/office/drawing/2015/9/8/chartex" xmlns:cx2="http://schemas.microsoft.com/office/drawing/2015/10/21/chartex" xmlns:cx3="http://schemas.microsoft.com/office/drawing/2016/5/9/chartex" xmlns:cx4="http://schemas.microsoft.com/office/drawing/2016/5/10/chartex" xmlns:cx5="http://schemas.microsoft.com/office/drawing/2016/5/11/chartex" xmlns:cx6="http://schemas.microsoft.com/office/drawing/2016/5/12/chartex" xmlns:cx7="http://schemas.microsoft.com/office/drawing/2016/5/13/chartex" xmlns:cx8="http://schemas.microsoft.com/office/drawing/2016/5/14/chartex" xmlns:mc="http://schemas.openxmlformats.org/markup-compatibility/2006" xmlns:aink="http://schemas.microsoft.com/office/drawing/2016/ink" xmlns:am3d="http://schemas.microsoft.com/office/drawing/2017/model3d" xmlns:o="urn:schemas-microsoft-com:office:office" xmlns:oel="http://schemas.microsoft.com/office/2019/extlst" xmlns:r="http://schemas.openxmlformats.org/officeDocument/2006/relationships" xmlns:m="http://schemas.openxmlformats.org/officeDocument/2006/math" xmlns:v="urn:schemas-microsoft-com:vml" xmlns:wp14="http://schemas.microsoft.com/office/word/2010/wordprocessingDrawing" xmlns:wp="http://schemas.openxmlformats.org/drawingml/2006/wordprocessingDrawing" xmlns:w10="urn:schemas-microsoft-com:office:word" xmlns:w="http://schemas.openxmlformats.org/wordprocessingml/2006/main" xmlns:w14="http://schemas.microsoft.com/office/word/2010/wordml" xmlns:w15="http://schemas.microsoft.com/office/word/2012/wordml" xmlns:w16cex="http://schemas.microsoft.com/office/word/2018/wordml/cex" xmlns:w16cid="http://schemas.microsoft.com/office/word/2016/wordml/cid" xmlns:w16="http://schemas.microsoft.com/office/word/2018/wordml" xmlns:w16du="http://schemas.microsoft.com/office/word/2023/wordml/word16du" xmlns:w16sdtdh="http://schemas.microsoft.com/office/word/2020/wordml/sdtdatahash" xmlns:w16sdtfl="http://schemas.microsoft.com/office/word/2024/wordml/sdtformatlock" xmlns:w16se="http://schemas.microsoft.com/office/word/2015/wordml/symex" xmlns:wpg="http://schemas.microsoft.com/office/word/2010/wordprocessingGroup" xmlns:wpi="http://schemas.microsoft.com/office/word/2010/wordprocessingInk" xmlns:wne="http://schemas.microsoft.com/office/word/2006/wordml" xmlns:wps="http://schemas.microsoft.com/office/word/2010/wordprocessingShape" mc:Ignorable="w14 w15 w16se w16cid w16 w16cex w16sdtdh w16sdtfl w16du wp14">
+<w:numbering xmlns:wpc="http://schemas.microsoft.com/office/word/2010/wordprocessingCanvas" xmlns:cx="http://schemas.microsoft.com/office/drawing/2014/chartex" xmlns:cx1="http://schemas.microsoft.com/office/drawing/2015/9/8/chartex" xmlns:cx2="http://schemas.microsoft.com/office/drawing/2015/10/21/chartex" xmlns:cx3="http://schemas.microsoft.com/office/drawing/2016/5/9/chartex" xmlns:cx4="http://schemas.microsoft.com/office/drawing/2016/5/10/chartex" xmlns:cx5="http://schemas.microsoft.com/office/drawing/2016/5/11/chartex" xmlns:cx6="http://schemas.microsoft.com/office/drawing/2016/5/12/chartex" xmlns:cx7="http://schemas.microsoft.com/office/drawing/2016/5/13/chartex" xmlns:cx8="http://schemas.microsoft.com/office/drawing/2016/5/14/chartex" xmlns:mc="http://schemas.openxmlformats.org/markup-compatibility/2006" xmlns:m="http://schemas.openxmlformats.org/officeDocument/2006/math" xmlns:aink="http://schemas.microsoft.com/office/drawing/2016/ink" xmlns:am3d="http://schemas.microsoft.com/office/drawing/2017/model3d" xmlns:oel="http://schemas.microsoft.com/office/2019/extlst" xmlns:r="http://schemas.openxmlformats.org/officeDocument/2006/relationships" xmlns:wp14="http://schemas.microsoft.com/office/word/2010/wordprocessingDrawing" xmlns:wp="http://schemas.openxmlformats.org/drawingml/2006/wordprocessingDrawing" xmlns:wpg="http://schemas.microsoft.com/office/word/2010/wordprocessingGroup" xmlns:wpi="http://schemas.microsoft.com/office/word/2010/wordprocessingInk" xmlns:wps="http://schemas.microsoft.com/office/word/2010/wordprocessingShape" xmlns:o="urn:schemas-microsoft-com:office:office" xmlns:v="urn:schemas-microsoft-com:vml" xmlns:w10="urn:schemas-microsoft-com:office:word" xmlns:w="http://schemas.openxmlformats.org/wordprocessingml/2006/main" xmlns:w14="http://schemas.microsoft.com/office/word/2010/wordml" xmlns:w15="http://schemas.microsoft.com/office/word/2012/wordml" xmlns:w16cex="http://schemas.microsoft.com/office/word/2018/wordml/cex" xmlns:w16cid="http://schemas.microsoft.com/office/word/2016/wordml/cid" xmlns:w16="http://schemas.microsoft.com/office/word/2018/wordml" xmlns:w16sdtdh="http://schemas.microsoft.com/office/word/2020/wordml/sdtdatahash" xmlns:w16sdtfl="http://schemas.microsoft.com/office/word/2024/wordml/sdtformatlock" xmlns:w16se="http://schemas.microsoft.com/office/word/2015/wordml/symex" xmlns:w16du="http://schemas.microsoft.com/office/word/2023/wordml/word16du" xmlns:wne="http://schemas.microsoft.com/office/word/2006/wordml" mc:Ignorable="w14 w15 w16se w16cid w16 w16cex w16sdtdh w16sdtfl w16du wp14">
   <w:abstractNum w:abstractNumId="0" w15:restartNumberingAfterBreak="0">
     <w:nsid w:val="0B893674"/>
     <w:multiLevelType w:val="hybridMultilevel"/>
@@ -24252,7 +24921,7 @@
 </file>
 
 <file path=word/styles.xml><?xml version="1.0" encoding="utf-8"?>
-<w:styles xmlns:mc="http://schemas.openxmlformats.org/markup-compatibility/2006" xmlns:r="http://schemas.openxmlformats.org/officeDocument/2006/relationships" xmlns:w="http://schemas.openxmlformats.org/wordprocessingml/2006/main" xmlns:w14="http://schemas.microsoft.com/office/word/2010/wordml" xmlns:w15="http://schemas.microsoft.com/office/word/2012/wordml" xmlns:w16cex="http://schemas.microsoft.com/office/word/2018/wordml/cex" xmlns:w16cid="http://schemas.microsoft.com/office/word/2016/wordml/cid" xmlns:w16="http://schemas.microsoft.com/office/word/2018/wordml" xmlns:w16du="http://schemas.microsoft.com/office/word/2023/wordml/word16du" xmlns:w16sdtdh="http://schemas.microsoft.com/office/word/2020/wordml/sdtdatahash" xmlns:w16sdtfl="http://schemas.microsoft.com/office/word/2024/wordml/sdtformatlock" xmlns:w16se="http://schemas.microsoft.com/office/word/2015/wordml/symex" mc:Ignorable="w14 w15 w16se w16cid w16 w16cex w16sdtdh w16sdtfl w16du">
+<w:styles xmlns:mc="http://schemas.openxmlformats.org/markup-compatibility/2006" xmlns:r="http://schemas.openxmlformats.org/officeDocument/2006/relationships" xmlns:w="http://schemas.openxmlformats.org/wordprocessingml/2006/main" xmlns:w14="http://schemas.microsoft.com/office/word/2010/wordml" xmlns:w15="http://schemas.microsoft.com/office/word/2012/wordml" xmlns:w16cex="http://schemas.microsoft.com/office/word/2018/wordml/cex" xmlns:w16cid="http://schemas.microsoft.com/office/word/2016/wordml/cid" xmlns:w16="http://schemas.microsoft.com/office/word/2018/wordml" xmlns:w16sdtdh="http://schemas.microsoft.com/office/word/2020/wordml/sdtdatahash" xmlns:w16sdtfl="http://schemas.microsoft.com/office/word/2024/wordml/sdtformatlock" xmlns:w16se="http://schemas.microsoft.com/office/word/2015/wordml/symex" xmlns:w16du="http://schemas.microsoft.com/office/word/2023/wordml/word16du" mc:Ignorable="w14 w15 w16se w16cid w16 w16cex w16sdtdh w16sdtfl w16du">
   <w:docDefaults>
     <w:rPrDefault>
       <w:rPr>
@@ -26220,28 +26889,6 @@
 </file>
 
 <file path=customXml/item2.xml><?xml version="1.0" encoding="utf-8"?>
-<p:properties xmlns:p="http://schemas.microsoft.com/office/2006/metadata/properties" xmlns:xsi="http://www.w3.org/2001/XMLSchema-instance" xmlns:pc="http://schemas.microsoft.com/office/infopath/2007/PartnerControls">
-  <documentManagement>
-    <TaxKeywordTaxHTField xmlns="a1360130-ace9-4116-92dd-ec756f4e397b">
-      <Terms xmlns="http://schemas.microsoft.com/office/infopath/2007/PartnerControls"/>
-    </TaxKeywordTaxHTField>
-    <People xmlns="a1360130-ace9-4116-92dd-ec756f4e397b">
-      <UserInfo>
-        <DisplayName/>
-        <AccountId xsi:nil="true"/>
-        <AccountType/>
-      </UserInfo>
-    </People>
-    <TaxCatchAll xmlns="a1360130-ace9-4116-92dd-ec756f4e397b" xsi:nil="true"/>
-    <DocumentVersion xmlns="a1360130-ace9-4116-92dd-ec756f4e397b" xsi:nil="true"/>
-    <SVNLocation xmlns="a1360130-ace9-4116-92dd-ec756f4e397b" xsi:nil="true"/>
-    <DocDescription xmlns="a1360130-ace9-4116-92dd-ec756f4e397b">This is a template document for architects for making a RFP Solution Approach document.</DocDescription>
-    <Links xmlns="a1360130-ace9-4116-92dd-ec756f4e397b" xsi:nil="true"/>
-  </documentManagement>
-</p:properties>
-</file>
-
-<file path=customXml/item3.xml><?xml version="1.0" encoding="utf-8"?>
 <ct:contentTypeSchema xmlns:ct="http://schemas.microsoft.com/office/2006/metadata/contentType" xmlns:ma="http://schemas.microsoft.com/office/2006/metadata/properties/metaAttributes" ct:_="" ma:_="" ma:contentTypeName="AnS Document" ma:contentTypeID="0x01010042D37EA284E13942B467171D07EA769900DF6D81BBF89D0D4DA19794E72F57D948" ma:contentTypeVersion="23" ma:contentTypeDescription="" ma:contentTypeScope="" ma:versionID="448174d0ae1bb437da5ff966083ace19">
   <xsd:schema xmlns:xsd="http://www.w3.org/2001/XMLSchema" xmlns:xs="http://www.w3.org/2001/XMLSchema" xmlns:p="http://schemas.microsoft.com/office/2006/metadata/properties" xmlns:ns2="a1360130-ace9-4116-92dd-ec756f4e397b" xmlns:ns3="97082568-3af7-4690-b0aa-7486844aca3d" targetNamespace="http://schemas.microsoft.com/office/2006/metadata/properties" ma:root="true" ma:fieldsID="e9553e7ac6e85bd9611b80370fb0fa33" ns2:_="" ns3:_="">
     <xsd:import namespace="a1360130-ace9-4116-92dd-ec756f4e397b"/>
@@ -26490,17 +27137,39 @@
 </ct:contentTypeSchema>
 </file>
 
+<file path=customXml/item3.xml><?xml version="1.0" encoding="utf-8"?>
+<p:properties xmlns:p="http://schemas.microsoft.com/office/2006/metadata/properties" xmlns:xsi="http://www.w3.org/2001/XMLSchema-instance" xmlns:pc="http://schemas.microsoft.com/office/infopath/2007/PartnerControls">
+  <documentManagement>
+    <TaxKeywordTaxHTField xmlns="a1360130-ace9-4116-92dd-ec756f4e397b">
+      <Terms xmlns="http://schemas.microsoft.com/office/infopath/2007/PartnerControls"/>
+    </TaxKeywordTaxHTField>
+    <People xmlns="a1360130-ace9-4116-92dd-ec756f4e397b">
+      <UserInfo>
+        <DisplayName/>
+        <AccountId xsi:nil="true"/>
+        <AccountType/>
+      </UserInfo>
+    </People>
+    <TaxCatchAll xmlns="a1360130-ace9-4116-92dd-ec756f4e397b" xsi:nil="true"/>
+    <DocumentVersion xmlns="a1360130-ace9-4116-92dd-ec756f4e397b" xsi:nil="true"/>
+    <SVNLocation xmlns="a1360130-ace9-4116-92dd-ec756f4e397b" xsi:nil="true"/>
+    <DocDescription xmlns="a1360130-ace9-4116-92dd-ec756f4e397b">This is a template document for architects for making a RFP Solution Approach document.</DocDescription>
+    <Links xmlns="a1360130-ace9-4116-92dd-ec756f4e397b" xsi:nil="true"/>
+  </documentManagement>
+</p:properties>
+</file>
+
 <file path=customXml/item4.xml><?xml version="1.0" encoding="utf-8"?>
+<b:Sources xmlns:b="http://schemas.openxmlformats.org/officeDocument/2006/bibliography" xmlns="http://schemas.openxmlformats.org/officeDocument/2006/bibliography" SelectedStyle="\APASixthEditionOfficeOnline.xsl" StyleName="APA" Version="6"/>
+</file>
+
+<file path=customXml/item5.xml><?xml version="1.0" encoding="utf-8"?>
 <?mso-contentType ?>
 <FormTemplates xmlns="http://schemas.microsoft.com/sharepoint/v3/contenttype/forms">
   <Display>DocumentLibraryForm</Display>
   <Edit>DocumentLibraryForm</Edit>
   <New>DocumentLibraryForm</New>
 </FormTemplates>
-</file>
-
-<file path=customXml/item5.xml><?xml version="1.0" encoding="utf-8"?>
-<b:Sources xmlns:b="http://schemas.openxmlformats.org/officeDocument/2006/bibliography" xmlns="http://schemas.openxmlformats.org/officeDocument/2006/bibliography" SelectedStyle="\APASixthEditionOfficeOnline.xsl" StyleName="APA" Version="6"/>
 </file>
 
 <file path=customXml/itemProps1.xml><?xml version="1.0" encoding="utf-8"?>
@@ -26512,16 +27181,6 @@
 </file>
 
 <file path=customXml/itemProps2.xml><?xml version="1.0" encoding="utf-8"?>
-<ds:datastoreItem xmlns:ds="http://schemas.openxmlformats.org/officeDocument/2006/customXml" ds:itemID="{0CA67B5F-4E6C-4964-BA62-8D766CD4819B}">
-  <ds:schemaRefs>
-    <ds:schemaRef ds:uri="http://schemas.microsoft.com/office/2006/metadata/properties"/>
-    <ds:schemaRef ds:uri="http://schemas.microsoft.com/office/infopath/2007/PartnerControls"/>
-    <ds:schemaRef ds:uri="a1360130-ace9-4116-92dd-ec756f4e397b"/>
-  </ds:schemaRefs>
-</ds:datastoreItem>
-</file>
-
-<file path=customXml/itemProps3.xml><?xml version="1.0" encoding="utf-8"?>
 <ds:datastoreItem xmlns:ds="http://schemas.openxmlformats.org/officeDocument/2006/customXml" ds:itemID="{AF446669-5E6C-4A0A-9973-06BA0610CC06}">
   <ds:schemaRefs>
     <ds:schemaRef ds:uri="http://schemas.microsoft.com/office/2006/metadata/contentType"/>
@@ -26540,7 +27199,25 @@
 </ds:datastoreItem>
 </file>
 
+<file path=customXml/itemProps3.xml><?xml version="1.0" encoding="utf-8"?>
+<ds:datastoreItem xmlns:ds="http://schemas.openxmlformats.org/officeDocument/2006/customXml" ds:itemID="{0CA67B5F-4E6C-4964-BA62-8D766CD4819B}">
+  <ds:schemaRefs>
+    <ds:schemaRef ds:uri="http://schemas.microsoft.com/office/2006/metadata/properties"/>
+    <ds:schemaRef ds:uri="http://schemas.microsoft.com/office/infopath/2007/PartnerControls"/>
+    <ds:schemaRef ds:uri="a1360130-ace9-4116-92dd-ec756f4e397b"/>
+  </ds:schemaRefs>
+</ds:datastoreItem>
+</file>
+
 <file path=customXml/itemProps4.xml><?xml version="1.0" encoding="utf-8"?>
+<ds:datastoreItem xmlns:ds="http://schemas.openxmlformats.org/officeDocument/2006/customXml" ds:itemID="{A5F71704-2440-48AA-B696-5CFCFB539544}">
+  <ds:schemaRefs>
+    <ds:schemaRef ds:uri="http://schemas.openxmlformats.org/officeDocument/2006/bibliography"/>
+  </ds:schemaRefs>
+</ds:datastoreItem>
+</file>
+
+<file path=customXml/itemProps5.xml><?xml version="1.0" encoding="utf-8"?>
 <ds:datastoreItem xmlns:ds="http://schemas.openxmlformats.org/officeDocument/2006/customXml" ds:itemID="{E2780D86-AC05-43CA-9AC7-5EEB4A84CB7D}">
   <ds:schemaRefs>
     <ds:schemaRef ds:uri="http://schemas.microsoft.com/sharepoint/v3/contenttype/forms"/>
@@ -26548,10 +27225,8 @@
 </ds:datastoreItem>
 </file>
 
-<file path=customXml/itemProps5.xml><?xml version="1.0" encoding="utf-8"?>
-<ds:datastoreItem xmlns:ds="http://schemas.openxmlformats.org/officeDocument/2006/customXml" ds:itemID="{A5F71704-2440-48AA-B696-5CFCFB539544}">
-  <ds:schemaRefs>
-    <ds:schemaRef ds:uri="http://schemas.openxmlformats.org/officeDocument/2006/bibliography"/>
-  </ds:schemaRefs>
-</ds:datastoreItem>
+<file path=docMetadata/LabelInfo.xml><?xml version="1.0" encoding="utf-8"?>
+<clbl:labelList xmlns:clbl="http://schemas.microsoft.com/office/2020/mipLabelMetadata">
+  <clbl:label id="{175d2d60-704b-40a9-a2cb-c739440f4137}" enabled="1" method="Privileged" siteId="{f0bdc1c9-5148-4f86-ac40-edd976e1814c}" contentBits="2" removed="0"/>
+</clbl:labelList>
 </file>